--- a/docs/04_営業ツール/契約書/掲載契約書・反響課金契約書テンプレート.docx
+++ b/docs/04_営業ツール/契約書/掲載契約書・反響課金契約書テンプレート.docx
@@ -1060,7 +1060,7 @@
           <w:b w:val="0"/>
           <w:sz w:val="21"/>
         </w:rPr>
-        <w:t>(2) 資料請求</w:t>
+        <w:t>(2) AI家づくり診断の完了（会員登録を伴うもの）</w:t>
       </w:r>
     </w:p>
     <w:p>
@@ -1074,7 +1074,7 @@
           <w:b w:val="0"/>
           <w:sz w:val="21"/>
         </w:rPr>
-        <w:t>(3) 見学会・完成見学会の予約</w:t>
+        <w:t>(3) 見学会・完成見学会の予約（本契約における主たる反響）</w:t>
       </w:r>
     </w:p>
     <w:p>

--- a/docs/04_営業ツール/契約書/掲載契約書・反響課金契約書テンプレート.docx
+++ b/docs/04_営業ツール/契約書/掲載契約書・反響課金契約書テンプレート.docx
@@ -1237,6 +1237,105 @@
       </w:r>
     </w:p>
     <w:p>
+      <w:pPr/>
+      <w:r>
+        <w:rPr>
+          <w:b/>
+        </w:rPr>
+        <w:t xml:space="preserve">第4条の2（連絡条件遵守義務）</w:t>
+      </w:r>
+    </w:p>
+    <w:p>
+      <w:pPr/>
+      <w:r>
+        <w:t xml:space="preserve">1. 乙は、甲から送客されたリードに含まれる「会員様の連絡条件」（連絡頻度・連絡手段・連絡時間帯・連絡目的・検討フェーズを含む）を確認し、これを遵守する義務を負う。</w:t>
+      </w:r>
+    </w:p>
+    <w:p>
+      <w:pPr/>
+      <w:r>
+        <w:t xml:space="preserve">2. 前項の「会員様の連絡条件」とは、ぺいほーむ会員が自らの意思で設定し、甲のプラットフォーム上で工務店に共有されるものを指す。乙は、これをプラットフォーム利用規約に基づく契約条件として取り扱うものとする。</w:t>
+      </w:r>
+    </w:p>
+    <w:p>
+      <w:pPr/>
+      <w:r>
+        <w:t xml:space="preserve">3. 乙は、以下の事項を遵守しなければならない。</w:t>
+      </w:r>
+    </w:p>
+    <w:p>
+      <w:pPr/>
+      <w:r>
+        <w:t xml:space="preserve">  (1) 会員が指定した連絡頻度を超える連絡を行わないこと</w:t>
+      </w:r>
+    </w:p>
+    <w:p>
+      <w:pPr/>
+      <w:r>
+        <w:t xml:space="preserve">  (2) 会員が指定した連絡手段以外で連絡を行わないこと（例：「電話不可」の会員に電話連絡を行わない）</w:t>
+      </w:r>
+    </w:p>
+    <w:p>
+      <w:pPr/>
+      <w:r>
+        <w:t xml:space="preserve">  (3) 会員が指定した時間帯以外で連絡を行わないこと</w:t>
+      </w:r>
+    </w:p>
+    <w:p>
+      <w:pPr/>
+      <w:r>
+        <w:t xml:space="preserve">  (4) 会員が指定した連絡目的の範囲を超える提案・営業を行わないこと</w:t>
+      </w:r>
+    </w:p>
+    <w:p>
+      <w:pPr/>
+      <w:r>
+        <w:t xml:space="preserve">  (5) 会員の検討フェーズに配慮した対応を行うこと（情報収集段階の会員に強い商談提案を行わない等）</w:t>
+      </w:r>
+    </w:p>
+    <w:p>
+      <w:pPr/>
+      <w:r>
+        <w:t xml:space="preserve">4. 乙が前項の義務に違反した場合、甲は以下の措置を取ることができる。</w:t>
+      </w:r>
+    </w:p>
+    <w:p>
+      <w:pPr/>
+      <w:r>
+        <w:t xml:space="preserve">  (1) 改善指導および再発防止策の提出要求</w:t>
+      </w:r>
+    </w:p>
+    <w:p>
+      <w:pPr/>
+      <w:r>
+        <w:t xml:space="preserve">  (2) 当該会員からの苦情内容の乙への共有および状況確認</w:t>
+      </w:r>
+    </w:p>
+    <w:p>
+      <w:pPr/>
+      <w:r>
+        <w:t xml:space="preserve">  (3) 違反が複数回繰り返された場合、本契約の解除およびぺいほーむ提携工務店からの除名</w:t>
+      </w:r>
+    </w:p>
+    <w:p>
+      <w:pPr/>
+      <w:r>
+        <w:t xml:space="preserve">  (4) 悪質な違反の場合、ぺいほーむ上での当該工務店情報の公開停止および会員への注意喚起</w:t>
+      </w:r>
+    </w:p>
+    <w:p>
+      <w:pPr/>
+      <w:r>
+        <w:t xml:space="preserve">5. 会員から乙の連絡条件違反に関する申告があった場合、甲は乙に対して事実確認を行い、必要に応じて是正を求める。乙はこの調査に誠実に協力するものとする。</w:t>
+      </w:r>
+    </w:p>
+    <w:p>
+      <w:pPr/>
+      <w:r>
+        <w:t xml:space="preserve">6. 会員が連絡条件を変更した場合、甲は乙に対して速やかに変更内容を通知するものとし、乙は変更後の条件を即時に遵守するものとする。</w:t>
+      </w:r>
+    </w:p>
+    <w:p>
       <w:r>
         <w:rPr>
           <w:rFonts w:eastAsia="Yu Mincho"/>
